--- a/icr_paper/LINKO_tables_english.docx
+++ b/icr_paper/LINKO_tables_english.docx
@@ -4550,7 +4550,7 @@
           <w:b/>
           <w:sz w:val="20"/>
         </w:rPr>
-        <w:t>Table 7. Leave-one-out recomputation of the association between the PCA-based ICR estimators and 14-day mortality across the International Stroke Trial country groups.</w:t>
+        <w:t>Supplementary Table S1. Leave-one-out recomputation of the association between the PCA-based ICR estimators and 14-day mortality across the International Stroke Trial country groups.</w:t>
       </w:r>
     </w:p>
     <w:tbl>
@@ -5505,7 +5505,7 @@
           <w:b/>
           <w:sz w:val="20"/>
         </w:rPr>
-        <w:t>Table 8. Number of studies required before the pooled estimate excluded the null, by ordering strategy (500 repetitions of 15 simulated studies).</w:t>
+        <w:t>Table 7. Number of studies required before the pooled estimate excluded the null, by ordering strategy (500 repetitions of 15 simulated studies).</w:t>
       </w:r>
     </w:p>
     <w:tbl>
